--- a/scripts/reference-rtl.docx
+++ b/scripts/reference-rtl.docx
@@ -545,16 +545,16 @@
   <w:docDefaults>
     <w:rPrDefault>
       <w:rPr>
-        <w:rFonts w:asciiTheme="minorHAnsi" w:eastAsiaTheme="minorHAnsi" w:hAnsiTheme="minorHAnsi" w:cs="Amiri" w:cstheme="minorBidi"/>
-        <w:sz w:val="28"/>
-        <w:szCs w:val="28"/>
-        <w:lang w:val="en-US" w:eastAsia="en-US" w:bidi="ar-SA"/>
+        <w:rFonts w:ascii="Amiri" w:hAnsi="Amiri" w:cs="Amiri" w:eastAsiaTheme="minorHAnsi"/>
+        <w:sz w:val="26"/>
+        <w:szCs w:val="26"/>
+        <w:lang w:val="ar-SA" w:eastAsia="ar-SA" w:bidi="ar-SA"/>
       </w:rPr>
     </w:rPrDefault>
     <w:pPrDefault>
       <w:pPr>
         <w:bidi/>
-        <w:spacing w:after="200"/>
+        <w:spacing w:before="0" w:after="120" w:line="360" w:lineRule="auto"/>
         <w:jc w:val="both"/>
       </w:pPr>
     </w:pPrDefault>
@@ -571,11 +571,18 @@
     <w:name w:val="Body Text"/>
     <w:basedOn w:val="Normal"/>
     <w:link w:val="BodyTextChar"/>
-    <w:pPr>
-      <w:bidi/>
-      <w:spacing w:before="180" w:after="180"/>
-    </w:pPr>
-    <w:qFormat/>
+    <w:qFormat/>
+    <w:pPr>
+      <w:bidi/>
+      <w:spacing w:before="0" w:after="0" w:line="360" w:lineRule="auto"/>
+      <w:ind w:firstLine="567"/>
+      <w:jc w:val="both"/>
+    </w:pPr>
+    <w:rPr>
+      <w:rFonts w:ascii="Amiri" w:hAnsi="Amiri" w:cs="Amiri"/>
+      <w:sz w:val="26"/>
+      <w:szCs w:val="26"/>
+    </w:rPr>
   </w:style>
   <w:style w:type="paragraph" w:customStyle="1" w:styleId="FirstParagraph">
     <w:name w:val="First Paragraph"/>
@@ -584,7 +591,15 @@
     <w:qFormat/>
     <w:pPr>
       <w:bidi/>
-    </w:pPr>
+      <w:spacing w:before="240" w:after="0" w:line="360" w:lineRule="auto"/>
+      <w:ind w:firstLine="0"/>
+      <w:jc w:val="both"/>
+    </w:pPr>
+    <w:rPr>
+      <w:rFonts w:ascii="Amiri" w:hAnsi="Amiri" w:cs="Amiri"/>
+      <w:sz w:val="26"/>
+      <w:szCs w:val="26"/>
+    </w:rPr>
   </w:style>
   <w:style w:type="paragraph" w:customStyle="1" w:styleId="Compact">
     <w:name w:val="Compact"/>
@@ -598,51 +613,63 @@
   <w:style w:type="paragraph" w:styleId="Title">
     <w:name w:val="Title"/>
     <w:basedOn w:val="Normal"/>
-    <w:next w:val="BodyText"/>
+    <w:next w:val="Author"/>
     <w:qFormat/>
     <w:pPr>
       <w:bidi/>
       <w:keepNext/>
       <w:keepLines/>
-      <w:spacing w:before="480" w:after="240"/>
+      <w:pageBreakBefore/>
+      <w:spacing w:before="3600" w:after="800" w:line="360" w:lineRule="auto"/>
       <w:jc w:val="center"/>
     </w:pPr>
     <w:rPr>
-      <w:rFonts w:asciiTheme="majorHAnsi" w:eastAsiaTheme="majorEastAsia" w:hAnsiTheme="majorHAnsi" w:cstheme="majorBidi"/>
+      <w:rFonts w:ascii="Amiri" w:hAnsi="Amiri" w:cs="Amiri"/>
       <w:b/>
       <w:bCs/>
-      <w:color w:val="345A8A" w:themeColor="accent1" w:themeShade="B5"/>
-      <w:sz w:val="36"/>
-      <w:szCs w:val="36"/>
+      <w:color w:val="1F4E79"/>
+      <w:sz w:val="72"/>
+      <w:szCs w:val="72"/>
     </w:rPr>
   </w:style>
   <w:style w:type="paragraph" w:styleId="Subtitle">
     <w:name w:val="Subtitle"/>
-    <w:basedOn w:val="Title"/>
-    <w:next w:val="BodyText"/>
-    <w:qFormat/>
-    <w:pPr>
-      <w:bidi/>
-      <w:keepNext/>
-      <w:keepLines/>
-      <w:spacing w:before="240" w:after="240"/>
+    <w:basedOn w:val="Normal"/>
+    <w:next w:val="Author"/>
+    <w:qFormat/>
+    <w:pPr>
+      <w:bidi/>
+      <w:keepNext/>
+      <w:pageBreakBefore w:val="0"/>
+      <w:spacing w:before="600" w:after="400" w:line="360" w:lineRule="auto"/>
       <w:jc w:val="center"/>
     </w:pPr>
     <w:rPr>
-      <w:sz w:val="30"/>
-      <w:szCs w:val="30"/>
+      <w:rFonts w:ascii="Amiri" w:hAnsi="Amiri" w:cs="Amiri"/>
+      <w:i/>
+      <w:iCs/>
+      <w:sz w:val="32"/>
+      <w:szCs w:val="32"/>
     </w:rPr>
   </w:style>
   <w:style w:type="paragraph" w:customStyle="1" w:styleId="Author">
     <w:name w:val="Author"/>
+    <w:basedOn w:val="Normal"/>
     <w:next w:val="BodyText"/>
     <w:qFormat/>
     <w:pPr>
       <w:bidi/>
-      <w:keepNext/>
-      <w:keepLines/>
+      <w:pageBreakBefore w:val="0"/>
+      <w:spacing w:before="200" w:after="2400" w:line="360" w:lineRule="auto"/>
       <w:jc w:val="center"/>
     </w:pPr>
+    <w:rPr>
+      <w:rFonts w:ascii="Amiri" w:hAnsi="Amiri" w:cs="Amiri"/>
+      <w:b/>
+      <w:bCs/>
+      <w:sz w:val="32"/>
+      <w:szCs w:val="32"/>
+    </w:rPr>
   </w:style>
   <w:style w:type="paragraph" w:styleId="Date">
     <w:name w:val="Date"/>
@@ -686,68 +713,70 @@
     <w:name w:val="Heading 1"/>
     <w:basedOn w:val="Normal"/>
     <w:next w:val="BodyText"/>
-    <w:uiPriority w:val="9"/>
     <w:qFormat/>
     <w:pPr>
       <w:bidi/>
       <w:keepNext/>
       <w:keepLines/>
-      <w:spacing w:before="480" w:after="0"/>
+      <w:pageBreakBefore/>
+      <w:spacing w:before="3600" w:after="1200" w:line="360" w:lineRule="auto"/>
+      <w:jc w:val="center"/>
       <w:outlineLvl w:val="0"/>
     </w:pPr>
     <w:rPr>
-      <w:rFonts w:asciiTheme="majorHAnsi" w:eastAsiaTheme="majorEastAsia" w:hAnsiTheme="majorHAnsi" w:cstheme="majorBidi"/>
+      <w:rFonts w:ascii="Amiri" w:hAnsi="Amiri" w:cs="Amiri"/>
       <w:b/>
       <w:bCs/>
-      <w:color w:val="4F81BD" w:themeColor="accent1"/>
-      <w:sz w:val="32"/>
-      <w:szCs w:val="32"/>
+      <w:color w:val="1F4E79"/>
+      <w:sz w:val="44"/>
+      <w:szCs w:val="44"/>
     </w:rPr>
   </w:style>
   <w:style w:type="paragraph" w:styleId="Heading2">
     <w:name w:val="Heading 2"/>
     <w:basedOn w:val="Normal"/>
-    <w:next w:val="BodyText"/>
-    <w:uiPriority w:val="9"/>
-    <w:unhideWhenUsed/>
+    <w:next w:val="FirstParagraph"/>
     <w:qFormat/>
     <w:pPr>
       <w:bidi/>
       <w:keepNext/>
       <w:keepLines/>
-      <w:spacing w:before="200" w:after="0"/>
+      <w:pageBreakBefore/>
+      <w:spacing w:before="2400" w:after="800" w:line="360" w:lineRule="auto"/>
+      <w:jc w:val="center"/>
       <w:outlineLvl w:val="1"/>
     </w:pPr>
     <w:rPr>
-      <w:rFonts w:asciiTheme="majorHAnsi" w:eastAsiaTheme="majorEastAsia" w:hAnsiTheme="majorHAnsi" w:cstheme="majorBidi"/>
+      <w:rFonts w:ascii="Amiri" w:hAnsi="Amiri" w:cs="Amiri"/>
       <w:b/>
       <w:bCs/>
-      <w:color w:val="4F81BD" w:themeColor="accent1"/>
-      <w:sz w:val="28"/>
-      <w:szCs w:val="28"/>
+      <w:color w:val="1F4E79"/>
+      <w:sz w:val="36"/>
+      <w:szCs w:val="36"/>
     </w:rPr>
   </w:style>
   <w:style w:type="paragraph" w:styleId="Heading3">
     <w:name w:val="Heading 3"/>
     <w:basedOn w:val="Normal"/>
-    <w:next w:val="BodyText"/>
-    <w:uiPriority w:val="9"/>
-    <w:unhideWhenUsed/>
+    <w:next w:val="FirstParagraph"/>
     <w:qFormat/>
     <w:pPr>
       <w:bidi/>
       <w:keepNext/>
       <w:keepLines/>
-      <w:spacing w:before="200" w:after="0"/>
+      <w:spacing w:before="600" w:after="240" w:line="360" w:lineRule="auto"/>
+      <w:jc w:val="center"/>
       <w:outlineLvl w:val="2"/>
     </w:pPr>
     <w:rPr>
-      <w:rFonts w:asciiTheme="majorHAnsi" w:eastAsiaTheme="majorEastAsia" w:hAnsiTheme="majorHAnsi" w:cstheme="majorBidi"/>
+      <w:rFonts w:ascii="Amiri" w:hAnsi="Amiri" w:cs="Amiri"/>
       <w:b/>
       <w:bCs/>
-      <w:color w:val="4F81BD" w:themeColor="accent1"/>
-      <w:sz w:val="24"/>
-      <w:szCs w:val="24"/>
+      <w:i/>
+      <w:iCs/>
+      <w:color w:val="2E75B6"/>
+      <w:sz w:val="30"/>
+      <w:szCs w:val="30"/>
     </w:rPr>
   </w:style>
   <w:style w:type="paragraph" w:styleId="Heading4">
@@ -881,16 +910,22 @@
   </w:style>
   <w:style w:type="paragraph" w:styleId="BlockText">
     <w:name w:val="Block Text"/>
-    <w:basedOn w:val="BodyText"/>
-    <w:next w:val="BodyText"/>
-    <w:uiPriority w:val="9"/>
-    <w:unhideWhenUsed/>
-    <w:qFormat/>
-    <w:pPr>
-      <w:bidi/>
-      <w:spacing w:before="100" w:after="100"/>
-      <w:ind w:firstLine="0" w:left="480" w:right="480"/>
-    </w:pPr>
+    <w:basedOn w:val="Normal"/>
+    <w:qFormat/>
+    <w:pPr>
+      <w:bidi/>
+      <w:spacing w:before="240" w:after="240" w:line="360" w:lineRule="auto"/>
+      <w:ind w:left="567" w:right="567"/>
+      <w:jc w:val="center"/>
+    </w:pPr>
+    <w:rPr>
+      <w:rFonts w:ascii="Amiri" w:hAnsi="Amiri" w:cs="Amiri"/>
+      <w:i/>
+      <w:iCs/>
+      <w:color w:val="3F3F3F"/>
+      <w:sz w:val="24"/>
+      <w:szCs w:val="24"/>
+    </w:rPr>
   </w:style>
   <w:style w:type="paragraph" w:styleId="FootnoteText">
     <w:name w:val="Footnote Text"/>
@@ -1031,6 +1066,27 @@
       <w:b w:val="0"/>
       <w:bCs w:val="0"/>
       <w:color w:val="365F91" w:themeColor="accent1" w:themeShade="BF"/>
+    </w:rPr>
+  </w:style>
+  <w:style w:type="paragraph" w:customStyle="1" w:styleId="GroupHeading">
+    <w:name w:val="Group Heading"/>
+    <w:basedOn w:val="Normal"/>
+    <w:next w:val="Normal"/>
+    <w:qFormat/>
+    <w:pPr>
+      <w:bidi/>
+      <w:keepNext/>
+      <w:keepLines/>
+      <w:spacing w:before="480" w:after="240" w:line="360" w:lineRule="auto"/>
+      <w:jc w:val="center"/>
+    </w:pPr>
+    <w:rPr>
+      <w:rFonts w:ascii="Amiri" w:hAnsi="Amiri" w:cs="Amiri"/>
+      <w:b/>
+      <w:bCs/>
+      <w:color w:val="1F4E79"/>
+      <w:sz w:val="30"/>
+      <w:szCs w:val="30"/>
     </w:rPr>
   </w:style>
 </w:styles>

--- a/scripts/reference-rtl.docx
+++ b/scripts/reference-rtl.docx
@@ -958,6 +958,21 @@
         <w:right w:w="108" w:type="dxa"/>
       </w:tblCellMar>
     </w:tblPr>
+    <w:tblStylePr w:type="firstRow">
+      <w:tblPr>
+        <w:jc w:val="left"/>
+        <w:tblInd w:w="0" w:type="dxa"/>
+      </w:tblPr>
+      <w:trPr>
+        <w:jc w:val="left"/>
+      </w:trPr>
+      <w:tcPr>
+        <w:vAlign w:val="bottom"/>
+        <w:tcBorders>
+          <w:bottom w:val="single"/>
+        </w:tcBorders>
+      </w:tcPr>
+    </w:tblStylePr>
   </w:style>
   <w:style w:type="paragraph" w:customStyle="1" w:styleId="DefinitionTerm">
     <w:name w:val="Definition Term"/>
@@ -1034,6 +1049,10 @@
       <w:rFonts w:ascii="Consolas" w:hAnsi="Consolas"/>
       <w:sz w:val="22"/>
     </w:rPr>
+  </w:style>
+  <w:style w:type="character" w:customStyle="1" w:styleId="SectionNumber">
+    <w:name w:val="Section Number"/>
+    <w:basedOn w:val="BodyTextChar"/>
   </w:style>
   <w:style w:type="character" w:styleId="FootnoteReference">
     <w:name w:val="Footnote Reference"/>

--- a/scripts/reference-rtl.docx
+++ b/scripts/reference-rtl.docx
@@ -554,8 +554,13 @@
     <w:pPrDefault>
       <w:pPr>
         <w:bidi/>
+        <w:widowControl/>
+        <w:autoSpaceDE w:val="0"/>
+        <w:autoSpaceDN w:val="0"/>
+        <w:adjustRightInd w:val="0"/>
         <w:spacing w:before="0" w:after="120" w:line="360" w:lineRule="auto"/>
         <w:jc w:val="both"/>
+        <w:textAlignment w:val="baseline"/>
       </w:pPr>
     </w:pPrDefault>
   </w:docDefaults>
@@ -574,6 +579,7 @@
     <w:qFormat/>
     <w:pPr>
       <w:bidi/>
+      <w:widowControl/>
       <w:spacing w:before="0" w:after="0" w:line="360" w:lineRule="auto"/>
       <w:ind w:firstLine="567"/>
       <w:jc w:val="both"/>
@@ -591,7 +597,8 @@
     <w:qFormat/>
     <w:pPr>
       <w:bidi/>
-      <w:spacing w:before="240" w:after="0" w:line="360" w:lineRule="auto"/>
+      <w:widowControl/>
+      <w:spacing w:before="360" w:after="0" w:line="360" w:lineRule="auto"/>
       <w:ind w:firstLine="0"/>
       <w:jc w:val="both"/>
     </w:pPr>
@@ -619,6 +626,7 @@
       <w:bidi/>
       <w:keepNext/>
       <w:keepLines/>
+      <w:widowControl/>
       <w:pageBreakBefore/>
       <w:spacing w:before="3600" w:after="800" w:line="360" w:lineRule="auto"/>
       <w:jc w:val="center"/>
@@ -628,6 +636,7 @@
       <w:b/>
       <w:bCs/>
       <w:color w:val="1F4E79"/>
+      <w:spacing w:val="100"/>
       <w:sz w:val="72"/>
       <w:szCs w:val="72"/>
     </w:rPr>
@@ -640,6 +649,7 @@
     <w:pPr>
       <w:bidi/>
       <w:keepNext/>
+      <w:widowControl/>
       <w:pageBreakBefore w:val="0"/>
       <w:spacing w:before="600" w:after="400" w:line="360" w:lineRule="auto"/>
       <w:jc w:val="center"/>
@@ -648,6 +658,8 @@
       <w:rFonts w:ascii="Amiri" w:hAnsi="Amiri" w:cs="Amiri"/>
       <w:i/>
       <w:iCs/>
+      <w:color w:val="C9A227"/>
+      <w:spacing w:val="120"/>
       <w:sz w:val="32"/>
       <w:szCs w:val="32"/>
     </w:rPr>
@@ -659,98 +671,112 @@
     <w:qFormat/>
     <w:pPr>
       <w:bidi/>
+      <w:widowControl/>
       <w:pageBreakBefore w:val="0"/>
       <w:spacing w:before="200" w:after="2400" w:line="360" w:lineRule="auto"/>
       <w:jc w:val="center"/>
-    </w:pPr>
-    <w:rPr>
-      <w:rFonts w:ascii="Amiri" w:hAnsi="Amiri" w:cs="Amiri"/>
-      <w:b/>
-      <w:bCs/>
-      <w:sz w:val="32"/>
-      <w:szCs w:val="32"/>
-    </w:rPr>
-  </w:style>
-  <w:style w:type="paragraph" w:styleId="Date">
-    <w:name w:val="Date"/>
-    <w:next w:val="BodyText"/>
-    <w:qFormat/>
-    <w:pPr>
-      <w:bidi/>
-      <w:keepNext/>
-      <w:keepLines/>
-      <w:jc w:val="center"/>
-    </w:pPr>
-  </w:style>
-  <w:style w:type="paragraph" w:customStyle="1" w:styleId="Abstract">
-    <w:name w:val="Abstract"/>
-    <w:basedOn w:val="Normal"/>
-    <w:next w:val="BodyText"/>
-    <w:qFormat/>
-    <w:pPr>
-      <w:bidi/>
-      <w:keepNext/>
-      <w:keepLines/>
-      <w:spacing w:before="300" w:after="300"/>
-    </w:pPr>
-    <w:rPr>
-      <w:sz w:val="20"/>
-      <w:szCs w:val="20"/>
-    </w:rPr>
-  </w:style>
-  <w:style w:type="paragraph" w:styleId="Bibliography">
-    <w:name w:val="Bibliography"/>
-    <w:basedOn w:val="Normal"/>
-    <w:next w:val="Bibliography"/>
-    <w:qFormat/>
-    <w:pPr/>
-    <w:rPr/>
-    <w:pPr>
-      <w:bidi/>
-    </w:pPr>
-  </w:style>
-  <w:style w:type="paragraph" w:styleId="Heading1">
-    <w:name w:val="Heading 1"/>
-    <w:basedOn w:val="Normal"/>
-    <w:next w:val="BodyText"/>
-    <w:qFormat/>
-    <w:pPr>
-      <w:bidi/>
-      <w:keepNext/>
-      <w:keepLines/>
-      <w:pageBreakBefore/>
-      <w:spacing w:before="3600" w:after="1200" w:line="360" w:lineRule="auto"/>
-      <w:jc w:val="center"/>
-      <w:outlineLvl w:val="0"/>
     </w:pPr>
     <w:rPr>
       <w:rFonts w:ascii="Amiri" w:hAnsi="Amiri" w:cs="Amiri"/>
       <w:b/>
       <w:bCs/>
       <w:color w:val="1F4E79"/>
-      <w:sz w:val="44"/>
-      <w:szCs w:val="44"/>
-    </w:rPr>
-  </w:style>
-  <w:style w:type="paragraph" w:styleId="Heading2">
-    <w:name w:val="Heading 2"/>
-    <w:basedOn w:val="Normal"/>
-    <w:next w:val="FirstParagraph"/>
+      <w:spacing w:val="80"/>
+      <w:sz w:val="32"/>
+      <w:szCs w:val="32"/>
+    </w:rPr>
+  </w:style>
+  <w:style w:type="paragraph" w:styleId="Date">
+    <w:name w:val="Date"/>
+    <w:next w:val="BodyText"/>
     <w:qFormat/>
     <w:pPr>
       <w:bidi/>
       <w:keepNext/>
       <w:keepLines/>
+      <w:jc w:val="center"/>
+    </w:pPr>
+  </w:style>
+  <w:style w:type="paragraph" w:customStyle="1" w:styleId="Abstract">
+    <w:name w:val="Abstract"/>
+    <w:basedOn w:val="Normal"/>
+    <w:next w:val="BodyText"/>
+    <w:qFormat/>
+    <w:pPr>
+      <w:bidi/>
+      <w:keepNext/>
+      <w:keepLines/>
+      <w:spacing w:before="300" w:after="300"/>
+    </w:pPr>
+    <w:rPr>
+      <w:sz w:val="20"/>
+      <w:szCs w:val="20"/>
+    </w:rPr>
+  </w:style>
+  <w:style w:type="paragraph" w:styleId="Bibliography">
+    <w:name w:val="Bibliography"/>
+    <w:basedOn w:val="Normal"/>
+    <w:next w:val="Bibliography"/>
+    <w:qFormat/>
+    <w:pPr/>
+    <w:rPr/>
+    <w:pPr>
+      <w:bidi/>
+    </w:pPr>
+  </w:style>
+  <w:style w:type="paragraph" w:styleId="Heading1">
+    <w:name w:val="Heading 1"/>
+    <w:basedOn w:val="Normal"/>
+    <w:next w:val="BodyText"/>
+    <w:qFormat/>
+    <w:pPr>
+      <w:bidi/>
+      <w:keepNext/>
+      <w:keepLines/>
+      <w:widowControl/>
       <w:pageBreakBefore/>
-      <w:spacing w:before="2400" w:after="800" w:line="360" w:lineRule="auto"/>
+      <w:pBdr>
+        <w:top w:val="double" w:sz="6" w:space="14" w:color="C9A227"/>
+        <w:bottom w:val="double" w:sz="6" w:space="14" w:color="C9A227"/>
+      </w:pBdr>
+      <w:spacing w:before="3600" w:after="1200" w:line="360" w:lineRule="auto"/>
       <w:jc w:val="center"/>
-      <w:outlineLvl w:val="1"/>
+      <w:outlineLvl w:val="0"/>
     </w:pPr>
     <w:rPr>
       <w:rFonts w:ascii="Amiri" w:hAnsi="Amiri" w:cs="Amiri"/>
       <w:b/>
       <w:bCs/>
       <w:color w:val="1F4E79"/>
+      <w:spacing w:val="100"/>
+      <w:sz w:val="44"/>
+      <w:szCs w:val="44"/>
+    </w:rPr>
+  </w:style>
+  <w:style w:type="paragraph" w:styleId="Heading2">
+    <w:name w:val="Heading 2"/>
+    <w:basedOn w:val="Normal"/>
+    <w:next w:val="FirstParagraph"/>
+    <w:qFormat/>
+    <w:pPr>
+      <w:bidi/>
+      <w:keepNext/>
+      <w:keepLines/>
+      <w:widowControl/>
+      <w:pageBreakBefore/>
+      <w:pBdr>
+        <w:bottom w:val="single" w:sz="8" w:space="14" w:color="C9A227"/>
+      </w:pBdr>
+      <w:spacing w:before="2400" w:after="800" w:line="360" w:lineRule="auto"/>
+      <w:jc w:val="center"/>
+      <w:outlineLvl w:val="1"/>
+    </w:pPr>
+    <w:rPr>
+      <w:rFonts w:ascii="Amiri" w:hAnsi="Amiri" w:cs="Amiri"/>
+      <w:b/>
+      <w:bCs/>
+      <w:color w:val="1F4E79"/>
+      <w:spacing w:val="80"/>
       <w:sz w:val="36"/>
       <w:szCs w:val="36"/>
     </w:rPr>
@@ -764,6 +790,7 @@
       <w:bidi/>
       <w:keepNext/>
       <w:keepLines/>
+      <w:widowControl/>
       <w:spacing w:before="600" w:after="240" w:line="360" w:lineRule="auto"/>
       <w:jc w:val="center"/>
       <w:outlineLvl w:val="2"/>
@@ -775,6 +802,7 @@
       <w:i/>
       <w:iCs/>
       <w:color w:val="2E75B6"/>
+      <w:spacing w:val="40"/>
       <w:sz w:val="30"/>
       <w:szCs w:val="30"/>
     </w:rPr>
@@ -914,8 +942,14 @@
     <w:qFormat/>
     <w:pPr>
       <w:bidi/>
-      <w:spacing w:before="240" w:after="240" w:line="360" w:lineRule="auto"/>
-      <w:ind w:left="567" w:right="567"/>
+      <w:widowControl/>
+      <w:keepLines/>
+      <w:pBdr>
+        <w:top w:val="single" w:sz="4" w:space="10" w:color="C9A227"/>
+        <w:bottom w:val="single" w:sz="4" w:space="10" w:color="C9A227"/>
+      </w:pBdr>
+      <w:spacing w:before="360" w:after="360" w:line="360" w:lineRule="auto"/>
+      <w:ind w:left="850" w:right="850"/>
       <w:jc w:val="center"/>
     </w:pPr>
     <w:rPr>
@@ -1096,6 +1130,7 @@
       <w:bidi/>
       <w:keepNext/>
       <w:keepLines/>
+      <w:widowControl/>
       <w:spacing w:before="480" w:after="240" w:line="360" w:lineRule="auto"/>
       <w:jc w:val="center"/>
     </w:pPr>
@@ -1104,6 +1139,7 @@
       <w:b/>
       <w:bCs/>
       <w:color w:val="1F4E79"/>
+      <w:spacing w:val="60"/>
       <w:sz w:val="30"/>
       <w:szCs w:val="30"/>
     </w:rPr>

--- a/scripts/reference-rtl.docx
+++ b/scripts/reference-rtl.docx
@@ -992,21 +992,6 @@
         <w:right w:w="108" w:type="dxa"/>
       </w:tblCellMar>
     </w:tblPr>
-    <w:tblStylePr w:type="firstRow">
-      <w:tblPr>
-        <w:jc w:val="left"/>
-        <w:tblInd w:w="0" w:type="dxa"/>
-      </w:tblPr>
-      <w:trPr>
-        <w:jc w:val="left"/>
-      </w:trPr>
-      <w:tcPr>
-        <w:vAlign w:val="bottom"/>
-        <w:tcBorders>
-          <w:bottom w:val="single"/>
-        </w:tcBorders>
-      </w:tcPr>
-    </w:tblStylePr>
   </w:style>
   <w:style w:type="paragraph" w:customStyle="1" w:styleId="DefinitionTerm">
     <w:name w:val="Definition Term"/>
@@ -1083,10 +1068,6 @@
       <w:rFonts w:ascii="Consolas" w:hAnsi="Consolas"/>
       <w:sz w:val="22"/>
     </w:rPr>
-  </w:style>
-  <w:style w:type="character" w:customStyle="1" w:styleId="SectionNumber">
-    <w:name w:val="Section Number"/>
-    <w:basedOn w:val="BodyTextChar"/>
   </w:style>
   <w:style w:type="character" w:styleId="FootnoteReference">
     <w:name w:val="Footnote Reference"/>
